--- a/site/docs/practicum/overview.docx
+++ b/site/docs/practicum/overview.docx
@@ -12,7 +12,7 @@
     </w:p>
     <w:p>
       <w:r>
-        <w:t xml:space="preserve">Seven hands-on exercises built around one fictional company, Halden Logistics, and the same demo data this kit's tools already use. Each exercise asks you to work a real governance problem by hand, using only a checklist — no AI, no shortcuts — and then check your own answer against this kit's grader.</w:t>
+        <w:t xml:space="preserve">Eight hands-on exercises built around one fictional company, Halden Logistics, and the same demo data this kit's tools already use. Each exercise asks you to work a real governance problem by hand, using only a checklist — no AI, no shortcuts — and then check your own answer against this kit's grader.</w:t>
       </w:r>
     </w:p>
     <w:p>
@@ -52,7 +52,7 @@
         <w:pStyle w:val="Heading2"/>
       </w:pPr>
       <w:r>
-        <w:t xml:space="preserve">The seven exercises, in order</w:t>
+        <w:t xml:space="preserve">The eight exercises, in order</w:t>
       </w:r>
     </w:p>
     <w:tbl>
@@ -447,6 +447,51 @@
             </w:pPr>
             <w:r>
               <w:t xml:space="preserve">CHAMP</w:t>
+            </w:r>
+          </w:p>
+        </w:tc>
+      </w:tr>
+      <w:tr>
+        <w:trPr>
+          <w:cantSplit/>
+          <w:trHeight w:val="480" w:hRule="atLeast"/>
+        </w:trPr>
+        <w:tc>
+          <w:tcPr>
+            <w:tcW w:w="3360" w:type="dxa"/>
+          </w:tcPr>
+          <w:p>
+            <w:pPr>
+              <w:spacing w:after="0"/>
+            </w:pPr>
+            <w:r>
+              <w:t xml:space="preserve">8</w:t>
+            </w:r>
+          </w:p>
+        </w:tc>
+        <w:tc>
+          <w:tcPr>
+            <w:tcW w:w="3360" w:type="dxa"/>
+          </w:tcPr>
+          <w:p>
+            <w:pPr>
+              <w:spacing w:after="0"/>
+            </w:pPr>
+            <w:r>
+              <w:t xml:space="preserve">Exercise 08: Audit response — Halden's publisher letter</w:t>
+            </w:r>
+          </w:p>
+        </w:tc>
+        <w:tc>
+          <w:tcPr>
+            <w:tcW w:w="3360" w:type="dxa"/>
+          </w:tcPr>
+          <w:p>
+            <w:pPr>
+              <w:spacing w:after="0"/>
+            </w:pPr>
+            <w:r>
+              <w:t xml:space="preserve">CSAM</w:t>
             </w:r>
           </w:p>
         </w:tc>
